--- a/teacher-tools/activity-guides/1-7-activity-teacher.docx
+++ b/teacher-tools/activity-guides/1-7-activity-teacher.docx
@@ -46,7 +46,7 @@
           <w:sz w:val="20"/>
           <w:szCs w:val="20"/>
         </w:rPr>
-        <w:t xml:space="preserve">Lesson 1-7 — Divide Decimals  ·  6.NS.3</w:t>
+        <w:t xml:space="preserve">Lesson 1-7 — Divide Decimals  ·  6.NOS.3</w:t>
       </w:r>
     </w:p>
     <w:p>
@@ -1023,7 +1023,7 @@
           <w:sz w:val="22"/>
           <w:szCs w:val="22"/>
         </w:rPr>
-        <w:t xml:space="preserve">The arcade corner has 4.8 meters of token ribbon, cut into 0.6-meter prize strips. How many strips can the cafe make?</w:t>
+        <w:t xml:space="preserve">The arcade corner has 8.1 meters of token ribbon, cut into 0.9-meter prize strips. How many strips can the cafe make?</w:t>
       </w:r>
     </w:p>
     <w:p>
@@ -1046,7 +1046,7 @@
           <w:sz w:val="22"/>
           <w:szCs w:val="22"/>
         </w:rPr>
-        <w:t xml:space="preserve">8 strips</w:t>
+        <w:t xml:space="preserve">9 strips</w:t>
       </w:r>
       <w:r>
         <w:rPr>
@@ -1080,7 +1080,7 @@
           <w:sz w:val="22"/>
           <w:szCs w:val="22"/>
         </w:rPr>
-        <w:t xml:space="preserve">0.8 strips</w:t>
+        <w:t xml:space="preserve">0.9 strips</w:t>
       </w:r>
     </w:p>
     <w:p>
@@ -1103,7 +1103,7 @@
           <w:sz w:val="22"/>
           <w:szCs w:val="22"/>
         </w:rPr>
-        <w:t xml:space="preserve">80 strips</w:t>
+        <w:t xml:space="preserve">90 strips</w:t>
       </w:r>
     </w:p>
     <w:p>
@@ -1126,7 +1126,7 @@
           <w:sz w:val="22"/>
           <w:szCs w:val="22"/>
         </w:rPr>
-        <w:t xml:space="preserve">4.2 strips</w:t>
+        <w:t xml:space="preserve">8.1 strips</w:t>
       </w:r>
     </w:p>
     <w:p>
@@ -1142,7 +1142,7 @@
           <w:sz w:val="22"/>
           <w:szCs w:val="22"/>
         </w:rPr>
-        <w:t xml:space="preserve">Why: Multiply both by 10: 48 ÷ 6 = 8 strips.</w:t>
+        <w:t xml:space="preserve">Why: Multiply both by 10: 81 ÷ 9 = 9 strips.</w:t>
       </w:r>
     </w:p>
     <w:p>
